--- a/e2e/fixtures/files/contract-short.docx
+++ b/e2e/fixtures/files/contract-short.docx
@@ -39,7 +39,7 @@
     </w:p>
     <w:p>
       <w:r>
-        <w:t>1.1. Исполнитель обязуется по заданию Заказчика оказать услуги по техническому сопровождению информационной системы Заказчика, а Заказчик обязуется принять результат оказанных услуг и оплатить его в порядке и на условиях, предусмотренных настоящим Договором.</w:t>
+        <w:t>1.1. Исполнитель обязуется оказать Заказчику услуги по техническому сопровождению информационной системы Заказчика, а Заказчик обязуется принять результат оказанных услуг и оплатить его в порядке и на условиях, предусмотренных настоящим Договором.</w:t>
       </w:r>
     </w:p>
     <w:p>
